--- a/public/templates-clean/fortunei/2. ACORD GDPR.docx
+++ b/public/templates-clean/fortunei/2. ACORD GDPR.docx
@@ -96,7 +96,7 @@
           <w:sz w:val="28"/>
           <w:szCs w:val="28"/>
         </w:rPr>
-        <w:t>Nr.</w:t>
+        <w:t>Nr.{NUMAR_GDPR}/{DATA_CONTRACT}</w:t>
       </w:r>
       <w:r>
         <w:rPr>
@@ -104,7 +104,7 @@
           <w:sz w:val="28"/>
           <w:szCs w:val="28"/>
         </w:rPr>
-        <w:t>2</w:t>
+        <w:t/>
       </w:r>
       <w:r>
         <w:rPr>
@@ -112,7 +112,7 @@
           <w:sz w:val="28"/>
           <w:szCs w:val="28"/>
         </w:rPr>
-        <w:t>61</w:t>
+        <w:t/>
       </w:r>
       <w:r>
         <w:rPr>
@@ -120,7 +120,7 @@
           <w:sz w:val="28"/>
           <w:szCs w:val="28"/>
         </w:rPr>
-        <w:t>/{DATA_CONTRACT}</w:t>
+        <w:t/>
       </w:r>
       <w:r>
         <w:rPr>
@@ -512,7 +512,7 @@
         <w:rPr>
           <w:rFonts w:ascii="Times New Roman" w:eastAsia="Times New Roman" w:hAnsi="Times New Roman" w:cs="Times New Roman"/>
         </w:rPr>
-        <w:t xml:space="preserve">,  CNP {APARTINATOR_CNP}, CI seria {APARTINATOR_CI_SERIE} NR 037720, eliberat la data de {APARTINATOR_CI_DATA},  de către  {BENEFICIAR_CI_ELIBERAT_DE}, cu domiciliul în România, {BENEFICIAR_ADRESA}, </w:t>
+        <w:t xml:space="preserve">,  CNP {APARTINATOR_CNP}, CI seria {APARTINATOR_CI_SERIE} nr. {APARTINATOR_CI_NUMAR}, eliberat la data de {APARTINATOR_CI_DATA},  de către  {BENEFICIAR_CI_ELIBERAT_DE}, cu domiciliul în România, {BENEFICIAR_ADRESA}, </w:t>
       </w:r>
       <w:bookmarkEnd w:id="5"/>
       <w:bookmarkEnd w:id="6"/>
@@ -844,7 +844,7 @@
         <w:rPr>
           <w:rFonts w:ascii="Times New Roman" w:eastAsia="Times New Roman" w:hAnsi="Times New Roman" w:cs="Times New Roman"/>
         </w:rPr>
-        <w:t xml:space="preserve">,  CNP {APARTINATOR_CNP}, CI seria {APARTINATOR_CI_SERIE} NR 037720, eliberat la data de {APARTINATOR_CI_DATA},  de către  {BENEFICIAR_CI_ELIBERAT_DE}, cu domiciliul în România, {BENEFICIAR_ADRESA}, </w:t>
+        <w:t xml:space="preserve">,  CNP {APARTINATOR_CNP}, CI seria {APARTINATOR_CI_SERIE} nr. {APARTINATOR_CI_NUMAR}, eliberat la data de {APARTINATOR_CI_DATA},  de către  {BENEFICIAR_CI_ELIBERAT_DE}, cu domiciliul în România, {BENEFICIAR_ADRESA}, </w:t>
       </w:r>
       <w:r>
         <w:rPr>
@@ -7898,7 +7898,7 @@
           <w:sz w:val="20"/>
           <w:szCs w:val="20"/>
         </w:rPr>
-        <w:t>0</w:t>
+        <w:t>{DATA_CONTRACT}.</w:t>
       </w:r>
       <w:r>
         <w:rPr>
@@ -7908,7 +7908,7 @@
           <w:sz w:val="20"/>
           <w:szCs w:val="20"/>
         </w:rPr>
-        <w:t>7</w:t>
+        <w:t/>
       </w:r>
       <w:r>
         <w:rPr>
@@ -7918,7 +7918,7 @@
           <w:sz w:val="20"/>
           <w:szCs w:val="20"/>
         </w:rPr>
-        <w:t>.0</w:t>
+        <w:t/>
       </w:r>
       <w:r>
         <w:rPr>
@@ -7928,7 +7928,7 @@
           <w:sz w:val="20"/>
           <w:szCs w:val="20"/>
         </w:rPr>
-        <w:t>6</w:t>
+        <w:t/>
       </w:r>
       <w:r>
         <w:rPr>
@@ -7938,7 +7938,7 @@
           <w:sz w:val="20"/>
           <w:szCs w:val="20"/>
         </w:rPr>
-        <w:t>.2026.</w:t>
+        <w:t/>
       </w:r>
     </w:p>
     <w:p>
